--- a/data/261001_ChimeraXコマンド.docx
+++ b/data/261001_ChimeraXコマンド.docx
@@ -824,7 +824,7 @@
         <w:spacing w:before="74"/>
         <w:ind w:left="581" w:hanging="440"/>
         <w:rPr>
-          <w:rFonts w:ascii="ＭＳ Ｐゴシック" w:eastAsia="ＭＳ Ｐゴシック" w:hAnsi="ＭＳ Ｐゴシック" w:hint="eastAsia"/>
+          <w:rFonts w:ascii="ＭＳ Ｐゴシック" w:eastAsia="ＭＳ Ｐゴシック" w:hAnsi="ＭＳ Ｐゴシック"/>
           <w:sz w:val="21"/>
         </w:rPr>
       </w:pPr>
@@ -1150,7 +1150,14 @@
           <w:rFonts w:eastAsia="ＭＳ Ｐゴシック"/>
           <w:lang w:eastAsia="ja-JP"/>
         </w:rPr>
-        <w:t>Pikp-1</w:t>
+        <w:t>AVR-pik</w:t>
+      </w:r>
+      <w:r>
+        <w:rPr>
+          <w:rFonts w:eastAsia="ＭＳ Ｐゴシック" w:hint="eastAsia"/>
+          <w:lang w:eastAsia="ja-JP"/>
+        </w:rPr>
+        <w:t>D</w:t>
       </w:r>
       <w:r>
         <w:rPr>
@@ -1278,14 +1285,7 @@
           <w:rFonts w:eastAsia="ＭＳ Ｐゴシック"/>
           <w:lang w:eastAsia="ja-JP"/>
         </w:rPr>
-        <w:t>AVR-pik</w:t>
-      </w:r>
-      <w:r>
-        <w:rPr>
-          <w:rFonts w:eastAsia="ＭＳ Ｐゴシック" w:hint="eastAsia"/>
-          <w:lang w:eastAsia="ja-JP"/>
-        </w:rPr>
-        <w:t>D</w:t>
+        <w:t>Pikp-1</w:t>
       </w:r>
       <w:r>
         <w:rPr>
@@ -1564,15 +1564,7 @@
           <w:u w:val="single"/>
           <w:lang w:eastAsia="ja-JP"/>
         </w:rPr>
-        <w:t>の結合</w:t>
-      </w:r>
-      <w:r>
-        <w:rPr>
-          <w:rFonts w:eastAsia="ＭＳ Ｐゴシック" w:hint="eastAsia"/>
-          <w:u w:val="single"/>
-          <w:lang w:eastAsia="ja-JP"/>
-        </w:rPr>
-        <w:t>場所を可視化</w:t>
+        <w:t>の結合場所を可視化</w:t>
       </w:r>
     </w:p>
     <w:p>
@@ -1827,7 +1819,6 @@
         <w:spacing w:line="302" w:lineRule="auto"/>
         <w:ind w:left="501" w:right="560" w:hanging="361"/>
         <w:rPr>
-          <w:rFonts w:hint="eastAsia"/>
           <w:sz w:val="21"/>
         </w:rPr>
       </w:pPr>
@@ -2805,7 +2796,7 @@
       <w:pPr>
         <w:pStyle w:val="a3"/>
         <w:rPr>
-          <w:rFonts w:ascii="ＭＳ Ｐゴシック" w:eastAsia="ＭＳ Ｐゴシック" w:hint="eastAsia"/>
+          <w:rFonts w:ascii="ＭＳ Ｐゴシック" w:eastAsia="ＭＳ Ｐゴシック"/>
           <w:lang w:eastAsia="ja-JP"/>
         </w:rPr>
       </w:pPr>
@@ -2895,7 +2886,7 @@
         </w:tabs>
         <w:spacing w:before="75"/>
         <w:rPr>
-          <w:rFonts w:eastAsiaTheme="minorEastAsia" w:hint="eastAsia"/>
+          <w:rFonts w:eastAsiaTheme="minorEastAsia"/>
           <w:sz w:val="21"/>
           <w:u w:val="single"/>
           <w:lang w:eastAsia="ja-JP"/>

--- a/data/261001_ChimeraXコマンド.docx
+++ b/data/261001_ChimeraXコマンド.docx
@@ -1963,7 +1963,7 @@
         <w:t>#1/</w:t>
       </w:r>
       <w:r>
-        <w:t>A</w:t>
+        <w:t>B</w:t>
       </w:r>
       <w:r>
         <w:t>:</w:t>
